--- a/paper/deprecated/cover_letter_GEC.docx
+++ b/paper/deprecated/cover_letter_GEC.docx
@@ -171,13 +171,12 @@
         <w:jc w:val="both"/>
       </w:pPr>
       <w:r>
-        <w:t xml:space="preserve">In this paper, after explaining the risks of “emissions dumping” (or weakened domestic action) posed by the unfettered use of Internationally Transferred Mitigation Outcomes (ITMOs) allowed by the Article 6.2 of the Paris Agreement, I show how ITMOs could contribute to a ratcheting up of ambition if </w:t>
-      </w:r>
-      <w:r>
-        <w:t>a coalition of the willing countries</w:t>
-      </w:r>
-      <w:r>
-        <w:t xml:space="preserve"> subject their use to stricter rules. I sketch proposals with increasing degrees of ambition. In the most ambitious one, the coalition would submit a joint NDC, aligned with the Paris target, and coalition members would commit not to trade ITMOs with countries outside the coalition.</w:t>
+        <w:t>In this paper, after explaining the risks of “emissions dumping” (or weakened domestic action) posed by the unfettered use of Internationally Transferred Mitigation Outcomes (ITMOs) allowed by the Article 6.2 of the Paris Agreement, I show how ITMOs could contribute to a ratcheting up of ambition if a coalition of the willing countries subject their use to stricter rules. I sketch proposals with increasing degrees of ambition. In the most ambitious one, the coal</w:t>
+      </w:r>
+      <w:bookmarkStart w:id="0" w:name="_GoBack"/>
+      <w:bookmarkEnd w:id="0"/>
+      <w:r>
+        <w:t>ition would submit a joint NDC, aligned with the Paris target, and coalition members would commit not to trade ITMOs with countries outside the coalition.</w:t>
       </w:r>
     </w:p>
     <w:p>
@@ -204,12 +203,7 @@
         <w:t>, where I will detail</w:t>
       </w:r>
       <w:r>
-        <w:t xml:space="preserve"> how a coalition could allocate emissions rights (or NDC targets) between its members and propose a new allocation rule aimed to be acceptable to most parties. This companion paper will simulate distributive effects at the decade-country-decile level and show that, when complemented with domestic income redistribution, the proposed agreem</w:t>
-      </w:r>
-      <w:bookmarkStart w:id="0" w:name="_GoBack"/>
-      <w:bookmarkEnd w:id="0"/>
-      <w:r>
-        <w:t>ent would make a majority of the population better-off in every country, despite substantial North-to-South transfers compared to the status quo.</w:t>
+        <w:t xml:space="preserve"> how a coalition could allocate emissions rights (or NDC targets) between its members and propose a new allocation rule aimed to be acceptable to most parties. This companion paper will simulate distributive effects at the decade-country-decile level and show that, when complemented with domestic income redistribution, the proposed agreement would make a majority of the population better-off in every country, despite substantial North-to-South transfers compared to the status quo.</w:t>
       </w:r>
     </w:p>
     <w:p>
@@ -1647,7 +1641,7 @@
 </file>
 
 <file path=customXml/itemProps1.xml><?xml version="1.0" encoding="utf-8"?>
-<ds:datastoreItem xmlns:ds="http://schemas.openxmlformats.org/officeDocument/2006/customXml" ds:itemID="{9EAA90B3-3B80-4276-8201-1130938D51EC}">
+<ds:datastoreItem xmlns:ds="http://schemas.openxmlformats.org/officeDocument/2006/customXml" ds:itemID="{CF2D79C7-A4C6-4BB3-B29F-FE7605D7BB56}">
   <ds:schemaRefs>
     <ds:schemaRef ds:uri="http://schemas.openxmlformats.org/officeDocument/2006/bibliography"/>
   </ds:schemaRefs>
